--- a/docs/thesis/seeing_is_measuring.docx
+++ b/docs/thesis/seeing_is_measuring.docx
@@ -798,11 +798,6 @@
       </w:pPr>
       <w:r>
         <w:t>7.3 Results by condition</w:t>
-      </w:r>
-    </w:p>
-    <w:p>
-      <w:r>
-        <w:t>[Present per-corruption results; identify worst-case regimes.]</w:t>
       </w:r>
     </w:p>
     <w:p>
@@ -1812,7 +1807,6 @@
   <w:style w:type="character" w:default="1" w:styleId="DefaultParagraphFont">
     <w:name w:val="Default Paragraph Font"/>
     <w:uiPriority w:val="1"/>
-    <w:semiHidden/>
     <w:unhideWhenUsed/>
   </w:style>
   <w:style w:type="table" w:default="1" w:styleId="TableNormal">
